--- a/documentation/HORIZON_GRID_LINUX_INSTALLATION.docx
+++ b/documentation/HORIZON_GRID_LINUX_INSTALLATION.docx
@@ -460,7 +460,7 @@
       </w:r>
       <w:r>
         <w:rPr/>
-        <w:t xml:space="preserve">horizon-grid_0.1.0_amd64.deb</w:t>
+        <w:t xml:space="preserve">horizon-grid_0.2.0_amd64.deb</w:t>
       </w:r>
       <w:r>
         <w:rPr/>
@@ -511,7 +511,7 @@
       </w:r>
       <w:r>
         <w:rPr/>
-        <w:t xml:space="preserve">horizon-grid_0.1.0_amd64.deb</w:t>
+        <w:t xml:space="preserve">horizon-grid_0.2.0_amd64.deb</w:t>
       </w:r>
       <w:r>
         <w:rPr/>
@@ -543,7 +543,7 @@
         <w:rPr>
           <w:rFonts w:ascii="Courier" w:hAnsi="Courier"/>
         </w:rPr>
-        <w:t xml:space="preserve">sha256sum horizon-grid_0.1.0_amd64.deb </w:t>
+        <w:t xml:space="preserve">sha256sum horizon-grid_0.2.0_amd64.deb </w:t>
       </w:r>
     </w:p>
     <w:p>
@@ -573,7 +573,7 @@
         <w:rPr>
           <w:rFonts w:ascii="Courier" w:hAnsi="Courier"/>
         </w:rPr>
-        <w:t xml:space="preserve">d29a5192990e2a769dcef2ed24d06b2f4afd049bc50d109a7a35f09bd192dbb5 </w:t>
+        <w:t xml:space="preserve">57d0db31d4e67dfd8ccad9f0c9dfbbf6e501382e3972f0a538f8cc4b7b912812 </w:t>
       </w:r>
     </w:p>
     <w:p>
@@ -879,7 +879,7 @@
         <w:rPr>
           <w:rFonts w:ascii="Courier" w:hAnsi="Courier"/>
         </w:rPr>
-        <w:t xml:space="preserve">sudo apt update sudo apt install ./horizon-grid_0.1.0_amd64.deb </w:t>
+        <w:t xml:space="preserve">sudo apt update sudo apt install ./horizon-grid_0.2.0_amd64.deb </w:t>
       </w:r>
     </w:p>
     <w:p>
@@ -4165,7 +4165,7 @@
               <w:rPr>
                 <w:highlight w:val="lightGray"/>
               </w:rPr>
-              <w:t xml:space="preserve">horizon-grid_0.1.0_amd64.deb</w:t>
+              <w:t xml:space="preserve">horizon-grid_0.2.0_amd64.deb</w:t>
             </w:r>
           </w:p>
           <w:p>
@@ -4219,7 +4219,7 @@
               <w:rPr>
                 <w:highlight w:val="lightGray"/>
               </w:rPr>
-              <w:t xml:space="preserve">d29a5192990e2a769dcef2ed24d06b2f4afd049bc50d109a7a35f09bd192dbb5</w:t>
+              <w:t xml:space="preserve">57d0db31d4e67dfd8ccad9f0c9dfbbf6e501382e3972f0a538f8cc4b7b912812</w:t>
             </w:r>
           </w:p>
         </w:tc>
@@ -4309,7 +4309,7 @@
               <w:rPr>
                 <w:highlight w:val="lightGray"/>
               </w:rPr>
-              <w:t xml:space="preserve">sudo apt install ./horizon-grid_0.1.0_amd64.deb</w:t>
+              <w:t xml:space="preserve">sudo apt install ./horizon-grid_0.2.0_amd64.deb</w:t>
             </w:r>
           </w:p>
         </w:tc>

--- a/documentation/HORIZON_GRID_LINUX_INSTALLATION.docx
+++ b/documentation/HORIZON_GRID_LINUX_INSTALLATION.docx
@@ -460,7 +460,7 @@
       </w:r>
       <w:r>
         <w:rPr/>
-        <w:t xml:space="preserve">horizon-grid_0.2.0_amd64.deb</w:t>
+        <w:t xml:space="preserve">horizon-grid_0.2.1_amd64.deb</w:t>
       </w:r>
       <w:r>
         <w:rPr/>
@@ -511,7 +511,7 @@
       </w:r>
       <w:r>
         <w:rPr/>
-        <w:t xml:space="preserve">horizon-grid_0.2.0_amd64.deb</w:t>
+        <w:t xml:space="preserve">horizon-grid_0.2.1_amd64.deb</w:t>
       </w:r>
       <w:r>
         <w:rPr/>
@@ -543,7 +543,7 @@
         <w:rPr>
           <w:rFonts w:ascii="Courier" w:hAnsi="Courier"/>
         </w:rPr>
-        <w:t xml:space="preserve">sha256sum horizon-grid_0.2.0_amd64.deb </w:t>
+        <w:t xml:space="preserve">sha256sum horizon-grid_0.2.1_amd64.deb </w:t>
       </w:r>
     </w:p>
     <w:p>
@@ -879,7 +879,7 @@
         <w:rPr>
           <w:rFonts w:ascii="Courier" w:hAnsi="Courier"/>
         </w:rPr>
-        <w:t xml:space="preserve">sudo apt update sudo apt install ./horizon-grid_0.2.0_amd64.deb </w:t>
+        <w:t xml:space="preserve">sudo apt update sudo apt install ./horizon-grid_0.2.1_amd64.deb </w:t>
       </w:r>
     </w:p>
     <w:p>
@@ -4165,7 +4165,7 @@
               <w:rPr>
                 <w:highlight w:val="lightGray"/>
               </w:rPr>
-              <w:t xml:space="preserve">horizon-grid_0.2.0_amd64.deb</w:t>
+              <w:t xml:space="preserve">horizon-grid_0.2.1_amd64.deb</w:t>
             </w:r>
           </w:p>
           <w:p>
@@ -4309,7 +4309,7 @@
               <w:rPr>
                 <w:highlight w:val="lightGray"/>
               </w:rPr>
-              <w:t xml:space="preserve">sudo apt install ./horizon-grid_0.2.0_amd64.deb</w:t>
+              <w:t xml:space="preserve">sudo apt install ./horizon-grid_0.2.1_amd64.deb</w:t>
             </w:r>
           </w:p>
         </w:tc>

--- a/documentation/HORIZON_GRID_LINUX_INSTALLATION.docx
+++ b/documentation/HORIZON_GRID_LINUX_INSTALLATION.docx
@@ -460,7 +460,7 @@
       </w:r>
       <w:r>
         <w:rPr/>
-        <w:t xml:space="preserve">horizon-grid_0.2.1_amd64.deb</w:t>
+        <w:t xml:space="preserve">horizon-grid_0.2.2_amd64.deb</w:t>
       </w:r>
       <w:r>
         <w:rPr/>
@@ -511,7 +511,7 @@
       </w:r>
       <w:r>
         <w:rPr/>
-        <w:t xml:space="preserve">horizon-grid_0.2.1_amd64.deb</w:t>
+        <w:t xml:space="preserve">horizon-grid_0.2.2_amd64.deb</w:t>
       </w:r>
       <w:r>
         <w:rPr/>
@@ -543,7 +543,7 @@
         <w:rPr>
           <w:rFonts w:ascii="Courier" w:hAnsi="Courier"/>
         </w:rPr>
-        <w:t xml:space="preserve">sha256sum horizon-grid_0.2.1_amd64.deb </w:t>
+        <w:t xml:space="preserve">sha256sum horizon-grid_0.2.2_amd64.deb </w:t>
       </w:r>
     </w:p>
     <w:p>
@@ -879,7 +879,7 @@
         <w:rPr>
           <w:rFonts w:ascii="Courier" w:hAnsi="Courier"/>
         </w:rPr>
-        <w:t xml:space="preserve">sudo apt update sudo apt install ./horizon-grid_0.2.1_amd64.deb </w:t>
+        <w:t xml:space="preserve">sudo apt update sudo apt install ./horizon-grid_0.2.2_amd64.deb </w:t>
       </w:r>
     </w:p>
     <w:p>
@@ -4165,7 +4165,7 @@
               <w:rPr>
                 <w:highlight w:val="lightGray"/>
               </w:rPr>
-              <w:t xml:space="preserve">horizon-grid_0.2.1_amd64.deb</w:t>
+              <w:t xml:space="preserve">horizon-grid_0.2.2_amd64.deb</w:t>
             </w:r>
           </w:p>
           <w:p>
@@ -4309,7 +4309,7 @@
               <w:rPr>
                 <w:highlight w:val="lightGray"/>
               </w:rPr>
-              <w:t xml:space="preserve">sudo apt install ./horizon-grid_0.2.1_amd64.deb</w:t>
+              <w:t xml:space="preserve">sudo apt install ./horizon-grid_0.2.2_amd64.deb</w:t>
             </w:r>
           </w:p>
         </w:tc>

--- a/documentation/HORIZON_GRID_LINUX_INSTALLATION.docx
+++ b/documentation/HORIZON_GRID_LINUX_INSTALLATION.docx
@@ -70,7 +70,7 @@
       </w:r>
       <w:r>
         <w:rPr/>
-        <w:t xml:space="preserve"> 0.1.0</w:t>
+        <w:t xml:space="preserve"> 0.2.3</w:t>
       </w:r>
     </w:p>
     <w:p>
@@ -85,7 +85,7 @@
       </w:r>
       <w:r>
         <w:rPr/>
-        <w:t xml:space="preserve"> 2026-08-17</w:t>
+        <w:t xml:space="preserve"> 2026-08-20</w:t>
       </w:r>
     </w:p>
     <w:p>

--- a/documentation/HORIZON_GRID_LINUX_INSTALLATION.docx
+++ b/documentation/HORIZON_GRID_LINUX_INSTALLATION.docx
@@ -70,7 +70,7 @@
       </w:r>
       <w:r>
         <w:rPr/>
-        <w:t xml:space="preserve"> 0.2.3</w:t>
+        <w:t xml:space="preserve"> 0.2.4</w:t>
       </w:r>
     </w:p>
     <w:p>
@@ -85,7 +85,7 @@
       </w:r>
       <w:r>
         <w:rPr/>
-        <w:t xml:space="preserve"> 2026-08-20</w:t>
+        <w:t xml:space="preserve"> 2026-08-21</w:t>
       </w:r>
     </w:p>
     <w:p>

--- a/documentation/HORIZON_GRID_LINUX_INSTALLATION.docx
+++ b/documentation/HORIZON_GRID_LINUX_INSTALLATION.docx
@@ -70,7 +70,7 @@
       </w:r>
       <w:r>
         <w:rPr/>
-        <w:t xml:space="preserve"> 0.2.4</w:t>
+        <w:t xml:space="preserve"> 0.2.5</w:t>
       </w:r>
     </w:p>
     <w:p>
@@ -85,7 +85,7 @@
       </w:r>
       <w:r>
         <w:rPr/>
-        <w:t xml:space="preserve"> 2026-08-21</w:t>
+        <w:t xml:space="preserve"> 2026-08-23</w:t>
       </w:r>
     </w:p>
     <w:p>
